--- a/BPM/theory/owner/process_owner.docx
+++ b/BPM/theory/owner/process_owner.docx
@@ -53,6 +53,28 @@
           <w:lang w:eastAsia="ru-RU"/>
         </w:rPr>
       </w:pPr>
+      <w:hyperlink r:id="rId7" w:history="1">
+        <w:r>
+          <w:rPr>
+            <w:rStyle w:val="a3"/>
+            <w:rFonts w:ascii="Arial" w:eastAsia="Times New Roman" w:hAnsi="Arial" w:cs="Arial"/>
+            <w:sz w:val="27"/>
+            <w:szCs w:val="27"/>
+            <w:lang w:eastAsia="ru-RU"/>
+          </w:rPr>
+          <w:t>https://habr.com/ru/articles/964114/</w:t>
+        </w:r>
+      </w:hyperlink>
+      <w:r>
+        <w:rPr>
+          <w:rFonts w:ascii="Arial" w:eastAsia="Times New Roman" w:hAnsi="Arial" w:cs="Arial"/>
+          <w:color w:val="6F7476"/>
+          <w:sz w:val="27"/>
+          <w:szCs w:val="27"/>
+          <w:lang w:eastAsia="ru-RU"/>
+        </w:rPr>
+        <w:t xml:space="preserve"> </w:t>
+      </w:r>
     </w:p>
     <w:p>
       <w:pPr>
@@ -66,7 +88,7 @@
           <w:lang w:eastAsia="ru-RU"/>
         </w:rPr>
       </w:pPr>
-      <w:hyperlink r:id="rId6" w:history="1">
+      <w:hyperlink r:id="rId8" w:history="1">
         <w:r>
           <w:rPr>
             <w:rFonts w:ascii="Arial" w:eastAsia="Times New Roman" w:hAnsi="Arial" w:cs="Arial"/>
@@ -89,7 +111,7 @@
           <w:t>*</w:t>
         </w:r>
       </w:hyperlink>
-      <w:hyperlink r:id="rId7" w:history="1">
+      <w:hyperlink r:id="rId9" w:history="1">
         <w:r>
           <w:rPr>
             <w:rFonts w:ascii="Arial" w:eastAsia="Times New Roman" w:hAnsi="Arial" w:cs="Arial"/>
@@ -135,7 +157,7 @@
         </w:rPr>
         <w:t xml:space="preserve">Развёрнутый комментарий к статье </w:t>
       </w:r>
-      <w:hyperlink r:id="rId8" w:history="1">
+      <w:hyperlink r:id="rId10" w:history="1">
         <w:r>
           <w:rPr>
             <w:rFonts w:ascii="Arial" w:eastAsia="Times New Roman" w:hAnsi="Arial" w:cs="Arial"/>
@@ -362,7 +384,7 @@
         </w:rPr>
         <w:t xml:space="preserve">-структура), т.е. «власть уже поделена ранее». Создавать еще одну руководящую структуру – накладно (а руководителей обычно и </w:t>
       </w:r>
-      <w:hyperlink r:id="rId9" w:tgtFrame="_blank" w:history="1">
+      <w:hyperlink r:id="rId11" w:tgtFrame="_blank" w:history="1">
         <w:r>
           <w:rPr>
             <w:rFonts w:ascii="Arial" w:eastAsia="Times New Roman" w:hAnsi="Arial" w:cs="Arial"/>
@@ -407,7 +429,7 @@
         </w:rPr>
         <w:t xml:space="preserve"> «функциональное», а книжное "матричное управление" – это некий не особо работающий (чаще теоретический) компромисс, см. 2.4 </w:t>
       </w:r>
-      <w:hyperlink r:id="rId10" w:history="1">
+      <w:hyperlink r:id="rId12" w:history="1">
         <w:r>
           <w:rPr>
             <w:rFonts w:ascii="Arial" w:eastAsia="Times New Roman" w:hAnsi="Arial" w:cs="Arial"/>
@@ -579,7 +601,7 @@
         </w:rPr>
         <w:t>Вспоминаем А. Райкина «</w:t>
       </w:r>
-      <w:hyperlink r:id="rId11" w:tgtFrame="_blank" w:history="1">
+      <w:hyperlink r:id="rId13" w:tgtFrame="_blank" w:history="1">
         <w:r>
           <w:rPr>
             <w:rFonts w:ascii="Arial" w:eastAsia="Times New Roman" w:hAnsi="Arial" w:cs="Arial"/>
@@ -952,7 +974,7 @@
         </w:rPr>
         <w:t>Вывод верный, но утопичный. Он и так отвечает за "всё" в компании. Владельцы процессов - это по сути "его замы", только в процессной плоскости. "</w:t>
       </w:r>
-      <w:hyperlink r:id="rId12" w:tgtFrame="_blank" w:history="1">
+      <w:hyperlink r:id="rId14" w:tgtFrame="_blank" w:history="1">
         <w:r>
           <w:rPr>
             <w:rFonts w:ascii="Arial" w:eastAsia="Times New Roman" w:hAnsi="Arial" w:cs="Arial"/>
@@ -1045,7 +1067,7 @@
         </w:rPr>
         <w:t xml:space="preserve"> промышленности. Подробнее показано в </w:t>
       </w:r>
-      <w:hyperlink r:id="rId13" w:history="1">
+      <w:hyperlink r:id="rId15" w:history="1">
         <w:r>
           <w:rPr>
             <w:rFonts w:ascii="Arial" w:eastAsia="Times New Roman" w:hAnsi="Arial" w:cs="Arial"/>
@@ -1175,7 +1197,7 @@
         </w:rPr>
         <w:t xml:space="preserve">В </w:t>
       </w:r>
-      <w:hyperlink r:id="rId14" w:anchor="anchor-2" w:tgtFrame="_blank" w:history="1">
+      <w:hyperlink r:id="rId16" w:anchor="anchor-2" w:tgtFrame="_blank" w:history="1">
         <w:r>
           <w:rPr>
             <w:rFonts w:ascii="Arial" w:eastAsia="Times New Roman" w:hAnsi="Arial" w:cs="Arial"/>
@@ -1220,7 +1242,7 @@
         </w:rPr>
         <w:t xml:space="preserve">, а это обычно </w:t>
       </w:r>
-      <w:hyperlink r:id="rId15" w:tgtFrame="_blank" w:history="1">
+      <w:hyperlink r:id="rId17" w:tgtFrame="_blank" w:history="1">
         <w:r>
           <w:rPr>
             <w:rFonts w:ascii="Arial" w:eastAsia="Times New Roman" w:hAnsi="Arial" w:cs="Arial"/>
@@ -1517,7 +1539,7 @@
         </w:rPr>
         <w:t xml:space="preserve">Хотелось бы формализовать вариант – «справедливого» \ объективного назначения Владельцев. Как-то было собрался составить алгоритм выбора: собрать побольше критериев в анкете и далее через веса каждого критерия формулой задать автоматический выбор (назначение). Однако думаю, что скоро это сможет сделать ИИ. Только он должен это делать не по регламентам (проблемы указаны выше), а на основе чего-либо типа </w:t>
       </w:r>
-      <w:hyperlink r:id="rId16" w:history="1">
+      <w:hyperlink r:id="rId18" w:history="1">
         <w:proofErr w:type="spellStart"/>
         <w:r>
           <w:rPr>
@@ -1732,7 +1754,7 @@
           <w:lang w:eastAsia="ru-RU"/>
         </w:rPr>
       </w:pPr>
-      <w:hyperlink r:id="rId17" w:history="1">
+      <w:hyperlink r:id="rId19" w:history="1">
         <w:r>
           <w:rPr>
             <w:rFonts w:ascii="Arial" w:eastAsia="Times New Roman" w:hAnsi="Arial" w:cs="Arial"/>
@@ -1782,7 +1804,7 @@
           <w:lang w:eastAsia="ru-RU"/>
         </w:rPr>
       </w:pPr>
-      <w:hyperlink r:id="rId18" w:history="1">
+      <w:hyperlink r:id="rId20" w:history="1">
         <w:proofErr w:type="spellStart"/>
         <w:r>
           <w:rPr>
@@ -1845,7 +1867,7 @@
           <w:lang w:eastAsia="ru-RU"/>
         </w:rPr>
       </w:pPr>
-      <w:hyperlink r:id="rId19" w:history="1">
+      <w:hyperlink r:id="rId21" w:history="1">
         <w:r>
           <w:rPr>
             <w:rFonts w:ascii="Arial" w:eastAsia="Times New Roman" w:hAnsi="Arial" w:cs="Arial"/>
@@ -1871,7 +1893,7 @@
           <w:lang w:eastAsia="ru-RU"/>
         </w:rPr>
       </w:pPr>
-      <w:hyperlink r:id="rId20" w:tgtFrame="_blank" w:history="1">
+      <w:hyperlink r:id="rId22" w:tgtFrame="_blank" w:history="1">
         <w:r>
           <w:rPr>
             <w:rFonts w:ascii="Arial" w:eastAsia="Times New Roman" w:hAnsi="Arial" w:cs="Arial"/>
@@ -1995,7 +2017,7 @@
           <w:lang w:eastAsia="ru-RU"/>
         </w:rPr>
       </w:pPr>
-      <w:hyperlink r:id="rId21" w:history="1">
+      <w:hyperlink r:id="rId23" w:history="1">
         <w:r>
           <w:rPr>
             <w:rFonts w:ascii="Arial" w:eastAsia="Times New Roman" w:hAnsi="Arial" w:cs="Arial"/>
@@ -2021,7 +2043,7 @@
           <w:lang w:eastAsia="ru-RU"/>
         </w:rPr>
       </w:pPr>
-      <w:hyperlink r:id="rId22" w:history="1">
+      <w:hyperlink r:id="rId24" w:history="1">
         <w:r>
           <w:rPr>
             <w:rFonts w:ascii="Arial" w:eastAsia="Times New Roman" w:hAnsi="Arial" w:cs="Arial"/>
@@ -3288,7 +3310,7 @@
                     </pic:cNvPicPr>
                   </pic:nvPicPr>
                   <pic:blipFill>
-                    <a:blip r:embed="rId23">
+                    <a:blip r:embed="rId25">
                       <a:extLst>
                         <a:ext uri="{28A0092B-C50C-407E-A947-70E740481C1C}">
                           <a14:useLocalDpi xmlns:a14="http://schemas.microsoft.com/office/drawing/2010/main" val="0"/>
@@ -3919,7 +3941,7 @@
           <w:lang w:eastAsia="ru-RU"/>
         </w:rPr>
       </w:pPr>
-      <w:hyperlink r:id="rId24" w:history="1">
+      <w:hyperlink r:id="rId26" w:history="1">
         <w:r>
           <w:rPr>
             <w:rFonts w:ascii="Arial" w:eastAsia="Times New Roman" w:hAnsi="Arial" w:cs="Arial"/>
@@ -4231,7 +4253,7 @@
         </w:rPr>
         <w:t xml:space="preserve"> – это про разработку (обычно ПО), т.е. проект, проектный менеджер, команда проекта. В процессной части - изменения обычно редкие и там в основном уже устоявшийся процесс и Владелец процесса - скорее дирижер, который просто координирует участников. Процесс «в основе» остается прежним, только более контролируемым и с лучшей реакцией при возникновении критических ситуаций (чрезвычайных, нестандартных). Это не совсем про </w:t>
       </w:r>
-      <w:hyperlink r:id="rId25" w:tgtFrame="_blank" w:history="1">
+      <w:hyperlink r:id="rId27" w:tgtFrame="_blank" w:history="1">
         <w:proofErr w:type="spellStart"/>
         <w:r>
           <w:rPr>
@@ -4485,7 +4507,7 @@
         </w:rPr>
         <w:t xml:space="preserve"> также присутствует как при проектном, так и </w:t>
       </w:r>
-      <w:hyperlink r:id="rId26" w:history="1">
+      <w:hyperlink r:id="rId28" w:history="1">
         <w:r>
           <w:rPr>
             <w:rFonts w:ascii="Arial" w:eastAsia="Times New Roman" w:hAnsi="Arial" w:cs="Arial"/>
@@ -4795,7 +4817,7 @@
         </w:rPr>
         <w:t xml:space="preserve">Взято </w:t>
       </w:r>
-      <w:hyperlink r:id="rId27" w:tgtFrame="_blank" w:history="1">
+      <w:hyperlink r:id="rId29" w:tgtFrame="_blank" w:history="1">
         <w:r>
           <w:rPr>
             <w:rFonts w:ascii="Arial" w:eastAsia="Times New Roman" w:hAnsi="Arial" w:cs="Arial"/>
@@ -5129,7 +5151,7 @@
     <w:p>
       <w:pPr>
         <w:shd w:val="clear" w:color="auto" w:fill="FFFFFF"/>
-        <w:spacing w:before="840" w:after="0" w:line="240" w:lineRule="auto"/>
+        <w:spacing w:before="120" w:after="120" w:line="240" w:lineRule="auto"/>
         <w:outlineLvl w:val="1"/>
         <w:rPr>
           <w:rFonts w:ascii="Arial" w:eastAsia="Times New Roman" w:hAnsi="Arial" w:cs="Arial"/>
@@ -5139,7 +5161,12 @@
           <w:lang w:eastAsia="ru-RU"/>
         </w:rPr>
       </w:pPr>
-      <w:r>
+    </w:p>
+    <w:p>
+      <w:pPr>
+        <w:shd w:val="clear" w:color="auto" w:fill="FFFFFF"/>
+        <w:spacing w:before="120" w:after="120" w:line="240" w:lineRule="auto"/>
+        <w:outlineLvl w:val="1"/>
         <w:rPr>
           <w:rFonts w:ascii="Arial" w:eastAsia="Times New Roman" w:hAnsi="Arial" w:cs="Arial"/>
           <w:color w:val="333333"/>
@@ -5147,80 +5174,145 @@
           <w:szCs w:val="36"/>
           <w:lang w:eastAsia="ru-RU"/>
         </w:rPr>
+      </w:pPr>
+      <w:r>
+        <w:rPr>
+          <w:rFonts w:ascii="Arial" w:eastAsia="Times New Roman" w:hAnsi="Arial" w:cs="Arial"/>
+          <w:color w:val="333333"/>
+          <w:sz w:val="36"/>
+          <w:szCs w:val="36"/>
+          <w:lang w:eastAsia="ru-RU"/>
+        </w:rPr>
         <w:t>PS3</w:t>
       </w:r>
     </w:p>
     <w:p>
       <w:pPr>
-        <w:shd w:val="clear" w:color="auto" w:fill="FFFFFF"/>
-        <w:spacing w:before="180" w:after="0" w:line="240" w:lineRule="auto"/>
-        <w:rPr>
-          <w:rFonts w:ascii="Arial" w:eastAsia="Times New Roman" w:hAnsi="Arial" w:cs="Arial"/>
-          <w:color w:val="333333"/>
-          <w:sz w:val="27"/>
-          <w:szCs w:val="27"/>
-          <w:lang w:eastAsia="ru-RU"/>
-        </w:rPr>
-      </w:pPr>
-      <w:r>
-        <w:rPr>
-          <w:rFonts w:ascii="Arial" w:eastAsia="Times New Roman" w:hAnsi="Arial" w:cs="Arial"/>
-          <w:color w:val="333333"/>
-          <w:sz w:val="27"/>
-          <w:szCs w:val="27"/>
-          <w:lang w:eastAsia="ru-RU"/>
+        <w:pStyle w:val="a4"/>
+        <w:numPr>
+          <w:ilvl w:val="0"/>
+          <w:numId w:val="2"/>
+        </w:numPr>
+        <w:shd w:val="clear" w:color="auto" w:fill="FFFFFF"/>
+        <w:spacing w:before="0" w:beforeAutospacing="0" w:after="0" w:afterAutospacing="0"/>
+        <w:ind w:left="0"/>
+        <w:rPr>
+          <w:rFonts w:ascii="Arial" w:hAnsi="Arial" w:cs="Arial"/>
+          <w:color w:val="333333"/>
+        </w:rPr>
+      </w:pPr>
+      <w:r>
+        <w:rPr>
+          <w:rFonts w:ascii="Arial" w:hAnsi="Arial" w:cs="Arial"/>
+          <w:color w:val="333333"/>
         </w:rPr>
         <w:t xml:space="preserve">Резюме </w:t>
       </w:r>
-      <w:hyperlink r:id="rId28" w:tgtFrame="_blank" w:history="1">
+      <w:hyperlink r:id="rId30" w:tgtFrame="_blank" w:history="1">
         <w:r>
           <w:rPr>
-            <w:rFonts w:ascii="Arial" w:eastAsia="Times New Roman" w:hAnsi="Arial" w:cs="Arial"/>
+            <w:rStyle w:val="a3"/>
+            <w:rFonts w:ascii="Arial" w:hAnsi="Arial" w:cs="Arial"/>
             <w:color w:val="548EAB"/>
-            <w:sz w:val="27"/>
-            <w:szCs w:val="27"/>
-            <w:u w:val="single"/>
-            <w:lang w:eastAsia="ru-RU"/>
           </w:rPr>
           <w:t>статьи</w:t>
         </w:r>
       </w:hyperlink>
     </w:p>
+    <w:p>
+      <w:pPr>
+        <w:pStyle w:val="a4"/>
+        <w:numPr>
+          <w:ilvl w:val="0"/>
+          <w:numId w:val="2"/>
+        </w:numPr>
+        <w:shd w:val="clear" w:color="auto" w:fill="FFFFFF"/>
+        <w:spacing w:before="0" w:beforeAutospacing="0" w:after="0" w:afterAutospacing="0"/>
+        <w:ind w:left="0"/>
+        <w:rPr>
+          <w:rFonts w:ascii="Arial" w:hAnsi="Arial" w:cs="Arial"/>
+          <w:color w:val="333333"/>
+        </w:rPr>
+      </w:pPr>
+      <w:hyperlink r:id="rId31" w:history="1">
+        <w:r>
+          <w:rPr>
+            <w:rStyle w:val="a3"/>
+            <w:rFonts w:ascii="Arial" w:hAnsi="Arial" w:cs="Arial"/>
+            <w:color w:val="548EAB"/>
+          </w:rPr>
+          <w:t>Функциональный и процессный подход к управлению – это альтернативы или тождества?</w:t>
+        </w:r>
+      </w:hyperlink>
+    </w:p>
+    <w:p>
+      <w:pPr>
+        <w:pStyle w:val="a4"/>
+        <w:numPr>
+          <w:ilvl w:val="0"/>
+          <w:numId w:val="2"/>
+        </w:numPr>
+        <w:shd w:val="clear" w:color="auto" w:fill="FFFFFF"/>
+        <w:spacing w:before="0" w:beforeAutospacing="0" w:after="0" w:afterAutospacing="0"/>
+        <w:ind w:left="0"/>
+        <w:rPr>
+          <w:rFonts w:ascii="Arial" w:hAnsi="Arial" w:cs="Arial"/>
+          <w:color w:val="333333"/>
+        </w:rPr>
+      </w:pPr>
+      <w:r>
+        <w:rPr>
+          <w:rFonts w:ascii="Arial" w:hAnsi="Arial" w:cs="Arial"/>
+          <w:color w:val="333333"/>
+        </w:rPr>
+        <w:t xml:space="preserve">к </w:t>
+      </w:r>
+      <w:proofErr w:type="spellStart"/>
+      <w:r>
+        <w:rPr>
+          <w:rFonts w:ascii="Arial" w:hAnsi="Arial" w:cs="Arial"/>
+          <w:color w:val="333333"/>
+        </w:rPr>
+        <w:t>бирюзовости</w:t>
+      </w:r>
+      <w:proofErr w:type="spellEnd"/>
+      <w:r>
+        <w:rPr>
+          <w:rFonts w:ascii="Arial" w:hAnsi="Arial" w:cs="Arial"/>
+          <w:color w:val="333333"/>
+        </w:rPr>
+        <w:t xml:space="preserve">: </w:t>
+      </w:r>
+      <w:hyperlink r:id="rId32" w:anchor="comment_28293824" w:history="1">
+        <w:r>
+          <w:rPr>
+            <w:rStyle w:val="a3"/>
+            <w:rFonts w:ascii="Arial" w:hAnsi="Arial" w:cs="Arial"/>
+            <w:color w:val="548EAB"/>
+          </w:rPr>
+          <w:t>во всей "бирюзовой" организации на условном верху должен стоять кто-то очень "оранжевый", практически "красный", кто заинтересован в том чтобы организация была "бирюзовой", но имеющий право принимать и авторитарные решения.</w:t>
+        </w:r>
+      </w:hyperlink>
+    </w:p>
     <w:p/>
     <w:p>
-      <w:r>
-        <w:t xml:space="preserve">Файл размещен: </w:t>
-      </w:r>
       <w:bookmarkStart w:id="0" w:name="_GoBack"/>
       <w:bookmarkEnd w:id="0"/>
       <w:r>
-        <w:fldChar w:fldCharType="begin"/>
-      </w:r>
-      <w:r>
-        <w:instrText xml:space="preserve"> HYPERLINK "</w:instrText>
-      </w:r>
-      <w:r>
-        <w:instrText>https://github.com/bpmbpm/doc/blob/main/BPM/theory/owner</w:instrText>
-      </w:r>
-      <w:r>
-        <w:instrText xml:space="preserve">" </w:instrText>
-      </w:r>
-      <w:r>
-        <w:fldChar w:fldCharType="separate"/>
-      </w:r>
-      <w:r>
-        <w:rPr>
-          <w:rStyle w:val="a3"/>
-        </w:rPr>
-        <w:t>https://github.com/bpmbpm/doc/blob/main/BPM/theory/owner</w:t>
-      </w:r>
-      <w:r>
-        <w:fldChar w:fldCharType="end"/>
-      </w:r>
+        <w:t xml:space="preserve">Файл размещен: </w:t>
+      </w:r>
+      <w:hyperlink r:id="rId33" w:history="1">
+        <w:r>
+          <w:rPr>
+            <w:rStyle w:val="a3"/>
+          </w:rPr>
+          <w:t>https://github.com/bpmbpm/doc/blob/main/BPM/theory/owner</w:t>
+        </w:r>
+      </w:hyperlink>
     </w:p>
     <w:p/>
     <w:sectPr>
-      <w:footerReference w:type="default" r:id="rId29"/>
+      <w:footerReference w:type="default" r:id="rId34"/>
       <w:pgSz w:w="11906" w:h="16838"/>
       <w:pgMar w:top="720" w:right="720" w:bottom="720" w:left="720" w:header="708" w:footer="708" w:gutter="0"/>
       <w:cols w:space="708"/>
@@ -5265,6 +5357,7 @@
         <w:docPartUnique/>
       </w:docPartObj>
     </w:sdtPr>
+    <w:sdtEndPr/>
     <w:sdtContent>
       <w:p>
         <w:pPr>
@@ -5284,7 +5377,7 @@
           <w:rPr>
             <w:noProof/>
           </w:rPr>
-          <w:t>6</w:t>
+          <w:t>11</w:t>
         </w:r>
         <w:r>
           <w:fldChar w:fldCharType="end"/>
@@ -5323,6 +5416,315 @@
     </w:p>
   </w:footnote>
 </w:footnotes>
+</file>
+
+<file path=word/numbering.xml><?xml version="1.0" encoding="utf-8"?>
+<w:numbering xmlns:wpc="http://schemas.microsoft.com/office/word/2010/wordprocessingCanvas" xmlns:cx="http://schemas.microsoft.com/office/drawing/2014/chartex" xmlns:mc="http://schemas.openxmlformats.org/markup-compatibility/2006" xmlns:o="urn:schemas-microsoft-com:office:office" xmlns:r="http://schemas.openxmlformats.org/officeDocument/2006/relationships" xmlns:m="http://schemas.openxmlformats.org/officeDocument/2006/math" xmlns:v="urn:schemas-microsoft-com:vml" xmlns:wp14="http://schemas.microsoft.com/office/word/2010/wordprocessingDrawing" xmlns:wp="http://schemas.openxmlformats.org/drawingml/2006/wordprocessingDrawing" xmlns:w10="urn:schemas-microsoft-com:office:word" xmlns:w="http://schemas.openxmlformats.org/wordprocessingml/2006/main" xmlns:w14="http://schemas.microsoft.com/office/word/2010/wordml" xmlns:w15="http://schemas.microsoft.com/office/word/2012/wordml" xmlns:w16se="http://schemas.microsoft.com/office/word/2015/wordml/symex" xmlns:wpg="http://schemas.microsoft.com/office/word/2010/wordprocessingGroup" xmlns:wpi="http://schemas.microsoft.com/office/word/2010/wordprocessingInk" xmlns:wne="http://schemas.microsoft.com/office/word/2006/wordml" xmlns:wps="http://schemas.microsoft.com/office/word/2010/wordprocessingShape" mc:Ignorable="w14 w15 w16se wp14">
+  <w:abstractNum w:abstractNumId="0" w15:restartNumberingAfterBreak="0">
+    <w:nsid w:val="5457433B"/>
+    <w:multiLevelType w:val="multilevel"/>
+    <w:tmpl w:val="00AE6224"/>
+    <w:lvl w:ilvl="0">
+      <w:start w:val="1"/>
+      <w:numFmt w:val="bullet"/>
+      <w:lvlText w:val=""/>
+      <w:lvlJc w:val="left"/>
+      <w:pPr>
+        <w:tabs>
+          <w:tab w:val="num" w:pos="720"/>
+        </w:tabs>
+        <w:ind w:left="720" w:hanging="360"/>
+      </w:pPr>
+      <w:rPr>
+        <w:rFonts w:ascii="Symbol" w:hAnsi="Symbol" w:hint="default"/>
+        <w:sz w:val="20"/>
+      </w:rPr>
+    </w:lvl>
+    <w:lvl w:ilvl="1" w:tentative="1">
+      <w:start w:val="1"/>
+      <w:numFmt w:val="bullet"/>
+      <w:lvlText w:val="o"/>
+      <w:lvlJc w:val="left"/>
+      <w:pPr>
+        <w:tabs>
+          <w:tab w:val="num" w:pos="1440"/>
+        </w:tabs>
+        <w:ind w:left="1440" w:hanging="360"/>
+      </w:pPr>
+      <w:rPr>
+        <w:rFonts w:ascii="Courier New" w:hAnsi="Courier New" w:hint="default"/>
+        <w:sz w:val="20"/>
+      </w:rPr>
+    </w:lvl>
+    <w:lvl w:ilvl="2" w:tentative="1">
+      <w:start w:val="1"/>
+      <w:numFmt w:val="bullet"/>
+      <w:lvlText w:val=""/>
+      <w:lvlJc w:val="left"/>
+      <w:pPr>
+        <w:tabs>
+          <w:tab w:val="num" w:pos="2160"/>
+        </w:tabs>
+        <w:ind w:left="2160" w:hanging="360"/>
+      </w:pPr>
+      <w:rPr>
+        <w:rFonts w:ascii="Wingdings" w:hAnsi="Wingdings" w:hint="default"/>
+        <w:sz w:val="20"/>
+      </w:rPr>
+    </w:lvl>
+    <w:lvl w:ilvl="3" w:tentative="1">
+      <w:start w:val="1"/>
+      <w:numFmt w:val="bullet"/>
+      <w:lvlText w:val=""/>
+      <w:lvlJc w:val="left"/>
+      <w:pPr>
+        <w:tabs>
+          <w:tab w:val="num" w:pos="2880"/>
+        </w:tabs>
+        <w:ind w:left="2880" w:hanging="360"/>
+      </w:pPr>
+      <w:rPr>
+        <w:rFonts w:ascii="Wingdings" w:hAnsi="Wingdings" w:hint="default"/>
+        <w:sz w:val="20"/>
+      </w:rPr>
+    </w:lvl>
+    <w:lvl w:ilvl="4" w:tentative="1">
+      <w:start w:val="1"/>
+      <w:numFmt w:val="bullet"/>
+      <w:lvlText w:val=""/>
+      <w:lvlJc w:val="left"/>
+      <w:pPr>
+        <w:tabs>
+          <w:tab w:val="num" w:pos="3600"/>
+        </w:tabs>
+        <w:ind w:left="3600" w:hanging="360"/>
+      </w:pPr>
+      <w:rPr>
+        <w:rFonts w:ascii="Wingdings" w:hAnsi="Wingdings" w:hint="default"/>
+        <w:sz w:val="20"/>
+      </w:rPr>
+    </w:lvl>
+    <w:lvl w:ilvl="5" w:tentative="1">
+      <w:start w:val="1"/>
+      <w:numFmt w:val="bullet"/>
+      <w:lvlText w:val=""/>
+      <w:lvlJc w:val="left"/>
+      <w:pPr>
+        <w:tabs>
+          <w:tab w:val="num" w:pos="4320"/>
+        </w:tabs>
+        <w:ind w:left="4320" w:hanging="360"/>
+      </w:pPr>
+      <w:rPr>
+        <w:rFonts w:ascii="Wingdings" w:hAnsi="Wingdings" w:hint="default"/>
+        <w:sz w:val="20"/>
+      </w:rPr>
+    </w:lvl>
+    <w:lvl w:ilvl="6" w:tentative="1">
+      <w:start w:val="1"/>
+      <w:numFmt w:val="bullet"/>
+      <w:lvlText w:val=""/>
+      <w:lvlJc w:val="left"/>
+      <w:pPr>
+        <w:tabs>
+          <w:tab w:val="num" w:pos="5040"/>
+        </w:tabs>
+        <w:ind w:left="5040" w:hanging="360"/>
+      </w:pPr>
+      <w:rPr>
+        <w:rFonts w:ascii="Wingdings" w:hAnsi="Wingdings" w:hint="default"/>
+        <w:sz w:val="20"/>
+      </w:rPr>
+    </w:lvl>
+    <w:lvl w:ilvl="7" w:tentative="1">
+      <w:start w:val="1"/>
+      <w:numFmt w:val="bullet"/>
+      <w:lvlText w:val=""/>
+      <w:lvlJc w:val="left"/>
+      <w:pPr>
+        <w:tabs>
+          <w:tab w:val="num" w:pos="5760"/>
+        </w:tabs>
+        <w:ind w:left="5760" w:hanging="360"/>
+      </w:pPr>
+      <w:rPr>
+        <w:rFonts w:ascii="Wingdings" w:hAnsi="Wingdings" w:hint="default"/>
+        <w:sz w:val="20"/>
+      </w:rPr>
+    </w:lvl>
+    <w:lvl w:ilvl="8" w:tentative="1">
+      <w:start w:val="1"/>
+      <w:numFmt w:val="bullet"/>
+      <w:lvlText w:val=""/>
+      <w:lvlJc w:val="left"/>
+      <w:pPr>
+        <w:tabs>
+          <w:tab w:val="num" w:pos="6480"/>
+        </w:tabs>
+        <w:ind w:left="6480" w:hanging="360"/>
+      </w:pPr>
+      <w:rPr>
+        <w:rFonts w:ascii="Wingdings" w:hAnsi="Wingdings" w:hint="default"/>
+        <w:sz w:val="20"/>
+      </w:rPr>
+    </w:lvl>
+  </w:abstractNum>
+  <w:abstractNum w:abstractNumId="1" w15:restartNumberingAfterBreak="0">
+    <w:nsid w:val="65052FA4"/>
+    <w:multiLevelType w:val="multilevel"/>
+    <w:tmpl w:val="C7D281F8"/>
+    <w:lvl w:ilvl="0">
+      <w:start w:val="1"/>
+      <w:numFmt w:val="bullet"/>
+      <w:lvlText w:val=""/>
+      <w:lvlJc w:val="left"/>
+      <w:pPr>
+        <w:tabs>
+          <w:tab w:val="num" w:pos="720"/>
+        </w:tabs>
+        <w:ind w:left="720" w:hanging="360"/>
+      </w:pPr>
+      <w:rPr>
+        <w:rFonts w:ascii="Symbol" w:hAnsi="Symbol" w:hint="default"/>
+        <w:sz w:val="20"/>
+      </w:rPr>
+    </w:lvl>
+    <w:lvl w:ilvl="1" w:tentative="1">
+      <w:start w:val="1"/>
+      <w:numFmt w:val="bullet"/>
+      <w:lvlText w:val="o"/>
+      <w:lvlJc w:val="left"/>
+      <w:pPr>
+        <w:tabs>
+          <w:tab w:val="num" w:pos="1440"/>
+        </w:tabs>
+        <w:ind w:left="1440" w:hanging="360"/>
+      </w:pPr>
+      <w:rPr>
+        <w:rFonts w:ascii="Courier New" w:hAnsi="Courier New" w:hint="default"/>
+        <w:sz w:val="20"/>
+      </w:rPr>
+    </w:lvl>
+    <w:lvl w:ilvl="2" w:tentative="1">
+      <w:start w:val="1"/>
+      <w:numFmt w:val="bullet"/>
+      <w:lvlText w:val=""/>
+      <w:lvlJc w:val="left"/>
+      <w:pPr>
+        <w:tabs>
+          <w:tab w:val="num" w:pos="2160"/>
+        </w:tabs>
+        <w:ind w:left="2160" w:hanging="360"/>
+      </w:pPr>
+      <w:rPr>
+        <w:rFonts w:ascii="Wingdings" w:hAnsi="Wingdings" w:hint="default"/>
+        <w:sz w:val="20"/>
+      </w:rPr>
+    </w:lvl>
+    <w:lvl w:ilvl="3" w:tentative="1">
+      <w:start w:val="1"/>
+      <w:numFmt w:val="bullet"/>
+      <w:lvlText w:val=""/>
+      <w:lvlJc w:val="left"/>
+      <w:pPr>
+        <w:tabs>
+          <w:tab w:val="num" w:pos="2880"/>
+        </w:tabs>
+        <w:ind w:left="2880" w:hanging="360"/>
+      </w:pPr>
+      <w:rPr>
+        <w:rFonts w:ascii="Wingdings" w:hAnsi="Wingdings" w:hint="default"/>
+        <w:sz w:val="20"/>
+      </w:rPr>
+    </w:lvl>
+    <w:lvl w:ilvl="4" w:tentative="1">
+      <w:start w:val="1"/>
+      <w:numFmt w:val="bullet"/>
+      <w:lvlText w:val=""/>
+      <w:lvlJc w:val="left"/>
+      <w:pPr>
+        <w:tabs>
+          <w:tab w:val="num" w:pos="3600"/>
+        </w:tabs>
+        <w:ind w:left="3600" w:hanging="360"/>
+      </w:pPr>
+      <w:rPr>
+        <w:rFonts w:ascii="Wingdings" w:hAnsi="Wingdings" w:hint="default"/>
+        <w:sz w:val="20"/>
+      </w:rPr>
+    </w:lvl>
+    <w:lvl w:ilvl="5" w:tentative="1">
+      <w:start w:val="1"/>
+      <w:numFmt w:val="bullet"/>
+      <w:lvlText w:val=""/>
+      <w:lvlJc w:val="left"/>
+      <w:pPr>
+        <w:tabs>
+          <w:tab w:val="num" w:pos="4320"/>
+        </w:tabs>
+        <w:ind w:left="4320" w:hanging="360"/>
+      </w:pPr>
+      <w:rPr>
+        <w:rFonts w:ascii="Wingdings" w:hAnsi="Wingdings" w:hint="default"/>
+        <w:sz w:val="20"/>
+      </w:rPr>
+    </w:lvl>
+    <w:lvl w:ilvl="6" w:tentative="1">
+      <w:start w:val="1"/>
+      <w:numFmt w:val="bullet"/>
+      <w:lvlText w:val=""/>
+      <w:lvlJc w:val="left"/>
+      <w:pPr>
+        <w:tabs>
+          <w:tab w:val="num" w:pos="5040"/>
+        </w:tabs>
+        <w:ind w:left="5040" w:hanging="360"/>
+      </w:pPr>
+      <w:rPr>
+        <w:rFonts w:ascii="Wingdings" w:hAnsi="Wingdings" w:hint="default"/>
+        <w:sz w:val="20"/>
+      </w:rPr>
+    </w:lvl>
+    <w:lvl w:ilvl="7" w:tentative="1">
+      <w:start w:val="1"/>
+      <w:numFmt w:val="bullet"/>
+      <w:lvlText w:val=""/>
+      <w:lvlJc w:val="left"/>
+      <w:pPr>
+        <w:tabs>
+          <w:tab w:val="num" w:pos="5760"/>
+        </w:tabs>
+        <w:ind w:left="5760" w:hanging="360"/>
+      </w:pPr>
+      <w:rPr>
+        <w:rFonts w:ascii="Wingdings" w:hAnsi="Wingdings" w:hint="default"/>
+        <w:sz w:val="20"/>
+      </w:rPr>
+    </w:lvl>
+    <w:lvl w:ilvl="8" w:tentative="1">
+      <w:start w:val="1"/>
+      <w:numFmt w:val="bullet"/>
+      <w:lvlText w:val=""/>
+      <w:lvlJc w:val="left"/>
+      <w:pPr>
+        <w:tabs>
+          <w:tab w:val="num" w:pos="6480"/>
+        </w:tabs>
+        <w:ind w:left="6480" w:hanging="360"/>
+      </w:pPr>
+      <w:rPr>
+        <w:rFonts w:ascii="Wingdings" w:hAnsi="Wingdings" w:hint="default"/>
+        <w:sz w:val="20"/>
+      </w:rPr>
+    </w:lvl>
+  </w:abstractNum>
+  <w:num w:numId="1">
+    <w:abstractNumId w:val="0"/>
+  </w:num>
+  <w:num w:numId="2">
+    <w:abstractNumId w:val="1"/>
+  </w:num>
+</w:numbering>
 </file>
 
 <file path=word/styles.xml><?xml version="1.0" encoding="utf-8"?>
